--- a/technical_protection_of_information/практики/1/2026/Документы/32. Сведения об условиях доступности для инвалидов.docx
+++ b/technical_protection_of_information/практики/1/2026/Документы/32. Сведения об условиях доступности для инвалидов.docx
@@ -171,6 +171,20 @@
           <w:sz w:val="28"/>
         </w:rPr>
         <w:t>— информация для клиентов дублируется в печатной и электронной форме; при необходимости обеспечивается сопровождение сотрудником.</w:t>
+      </w:r>
+    </w:p>
+    <w:p>
+      <w:pPr>
+        <w:spacing w:before="120"/>
+        <w:jc w:val="left"/>
+      </w:pPr>
+      <w:r>
+        <w:rPr>
+          <w:b w:val="0"/>
+          <w:i w:val="0"/>
+          <w:sz w:val="28"/>
+        </w:rPr>
+        <w:t>Дата составления: 01.09.2026 г.</w:t>
       </w:r>
     </w:p>
     <w:p>
